--- a/acts-sermons/docx/45_2027-08-22_심히다툰후에도이어지는복음의길_행15장22-41절.docx
+++ b/acts-sermons/docx/45_2027-08-22_심히다툰후에도이어지는복음의길_행15장22-41절.docx
@@ -622,7 +622,7 @@
           <w:sz w:val="24"/>
           <w:szCs w:val="24"/>
         </w:rPr>
-        <w:t xml:space="preserve">누가 옳았을까요? 성경은 판결을 내리지 않습니다. 바울에게는 사역의 엄중함이 있었습니다. 선교는 목숨을 거는 일이었고, 중도에 포기할 사람과 함께 갈 수 없었습니다. 바나바에게는 사람을 향한 긍휼이 있었습니다. 그는 본래 이름부터 ‘권위자’, 곧 위로의 아들이라는 뜻의 별명을 가진 사람이었고, 넘어진 사람에게 다시 기회를 주고 싶었습니다. 두 사람 모두 나름의 이유가 있었습니다.</w:t>
+        <w:t xml:space="preserve">누가 옳았을까요? 성경은 판결을 내리지 않습니다. 바울에게는 사역의 엄중함이 있었습니다. 선교는 목숨을 거는 일이었고, 중도에 포기할 사람과 함께 갈 수 없었습니다. 바나바에게는 사람을 향한 긍휼이 있었습니다. 그의 이름 바나바는 사도행전 4장 36절이 밝히듯 ‘위로의 아들’이라는 뜻이었고, 넘어진 사람에게 다시 기회를 주고 싶었습니다. 두 사람 모두 나름의 이유가 있었습니다.</w:t>
       </w:r>
     </w:p>
     <w:p>
@@ -648,7 +648,7 @@
           <w:sz w:val="24"/>
           <w:szCs w:val="24"/>
         </w:rPr>
-        <w:t xml:space="preserve">이것은 우리에게 겸손을 가르칩니다. 우리가 존경하는 신앙의 지도자들도, 우리 자신도 완전하지 않습니다. 교회 안의 갈등은 놀라운 일이 아닙니다. 중요한 것은 갈등이 없는 것이 아니라 그 갈등 앞에서 우리가 어떻게 하나님 앞에 엎드리는가입니다. 바울은 훗날 이 일을 마음에 품고 고린도 교회를 향해 사랑은 오래 참고 성내지 아니한다고 썼습니다.</w:t>
+        <w:t xml:space="preserve">이것은 우리에게 겸손을 가르칩니다. 우리가 존경하는 신앙의 지도자들도, 우리 자신도 완전하지 않습니다. 교회 안의 갈등은 놀라운 일이 아닙니다. 중요한 것은 갈등이 없는 것이 아니라 그 갈등 앞에서 우리가 어떻게 하나님 앞에 엎드리는가입니다. 바로 그 바울이 훗날 고린도 교회를 향해 사랑은 오래 참고 성내지 아니한다고 썼습니다. 그는 그 말씀 앞에서 자신도 늘 배우는 사람이었을 것입니다.</w:t>
       </w:r>
     </w:p>
     <w:p>

--- a/acts-sermons/docx/45_2027-08-22_심히다툰후에도이어지는복음의길_행15장22-41절.docx
+++ b/acts-sermons/docx/45_2027-08-22_심히다툰후에도이어지는복음의길_행15장22-41절.docx
@@ -356,33 +356,33 @@
           <w:sz w:val="24"/>
           <w:szCs w:val="24"/>
         </w:rPr>
-        <w:t xml:space="preserve">예레미야 29장에는 또 하나의 편지가 나옵니다. 바벨론에 포로로 끌려간 유다 백성에게 예레미야가 예루살렘에서 보낸 편지입니다. 그들은 고향을 잃고 성전을 잃고 모든 것을 잃은 사람들이었습니다. 거짓 선지자들은 곧 돌아갈 수 있다는 달콤한 말로 그들을 들뜨게 했습니다.</w:t>
-      </w:r>
-    </w:p>
-    <w:p>
-      <w:pPr>
-        <w:spacing w:after="160" w:line="360"/>
-      </w:pPr>
-      <w:r>
-        <w:rPr>
-          <w:rFonts w:ascii="맑은 고딕" w:cs="맑은 고딕" w:eastAsia="맑은 고딕" w:hAnsi="맑은 고딕"/>
-          <w:sz w:val="24"/>
-          <w:szCs w:val="24"/>
-        </w:rPr>
-        <w:t xml:space="preserve">예레미야의 편지는 달랐습니다. 그는 그곳에서 집을 짓고 텃밭을 만들고 자녀를 낳으며 그 성읍의 평안을 구하라고 했습니다. 포로 생활이 칠십 년이나 계속될 것이라는 쓴 소식도 전했습니다. 그런데 그 편지 한가운데 이런 말씀이 있습니다. “여호와의 말씀이니라 너희를 향한 나의 생각을 내가 아나니 평안이요 재앙이 아니니라 너희에게 미래와 희망을 주는 것이니라”(렘 29:11).</w:t>
-      </w:r>
-    </w:p>
-    <w:p>
-      <w:pPr>
-        <w:spacing w:after="160" w:line="360"/>
-      </w:pPr>
-      <w:r>
-        <w:rPr>
-          <w:rFonts w:ascii="맑은 고딕" w:cs="맑은 고딕" w:eastAsia="맑은 고딕" w:hAnsi="맑은 고딕"/>
-          <w:sz w:val="24"/>
-          <w:szCs w:val="24"/>
-        </w:rPr>
-        <w:t xml:space="preserve">이 편지는 당장의 고난을 없애 주지 않았습니다. 그러나 고난 속에 있는 백성에게 하나님이 여전히 그들을 생각하고 계시다는 확신을 주었습니다. 진짜 위로는 거짓 낙관이 아니라 하나님의 신실하신 약속에서 옵니다. 안디옥 교회가 받은 편지도 그런 위로였습니다. 하나님께서 그들을 이미 받아 주셨다는 확신, 그것이 그들을 기쁘게 했습니다.</w:t>
+        <w:t xml:space="preserve">예레미야 45장은 다섯 절밖에 되지 않는 짧은 장입니다. 그러나 여기에는 한 사람만을 위해 주신 하나님의 말씀이 담겨 있습니다. 주인공은 예레미야의 서기관 바룩입니다. 그는 여호야김 왕 때 예레미야가 불러 주는 심판의 말씀을 책에 기록한 사람입니다. 그 말씀을 받아 적으며 바룩은 지쳐 갔습니다. 그는 여호와께서 자기 고통에 슬픔을 더하셨다고, 탄식으로 피곤하여 평안을 찾지 못한다고 하소연했습니다.</w:t>
+      </w:r>
+    </w:p>
+    <w:p>
+      <w:pPr>
+        <w:spacing w:after="160" w:line="360"/>
+      </w:pPr>
+      <w:r>
+        <w:rPr>
+          <w:rFonts w:ascii="맑은 고딕" w:cs="맑은 고딕" w:eastAsia="맑은 고딕" w:hAnsi="맑은 고딕"/>
+          <w:sz w:val="24"/>
+          <w:szCs w:val="24"/>
+        </w:rPr>
+        <w:t xml:space="preserve">하나님은 바룩의 탄식을 듣고 계셨습니다. 그리고 예레미야를 통해 바룩에게 직접 말씀하셨습니다. 하나님이 세운 것을 헐기도 하시고 심은 것을 뽑기도 하시는 때이니, 너를 위하여 큰 일을 찾지 말라는 것이었습니다. 그러나 이렇게 약속하셨습니다. “네가 가는 모든 곳에서는 너에게 네 생명을 노략물 주듯 하리라.”</w:t>
+      </w:r>
+    </w:p>
+    <w:p>
+      <w:pPr>
+        <w:spacing w:after="160" w:line="360"/>
+      </w:pPr>
+      <w:r>
+        <w:rPr>
+          <w:rFonts w:ascii="맑은 고딕" w:cs="맑은 고딕" w:eastAsia="맑은 고딕" w:hAnsi="맑은 고딕"/>
+          <w:sz w:val="24"/>
+          <w:szCs w:val="24"/>
+        </w:rPr>
+        <w:t xml:space="preserve">이 말씀은 바룩의 고난을 없애 주지 않았습니다. 나라는 무너질 것이었고, 큰 꿈도 내려놓아야 했습니다. 그러나 하나님이 자기의 탄식을 듣고 계시며 자기 생명을 지키시리라는 확신을 주었습니다. 진짜 위로는 거짓 낙관이 아니라 하나님의 신실하신 약속에서 옵니다. 안디옥 교회가 받은 편지도 그런 위로였습니다. 하나님께서 그들을 이미 받아 주셨다는 확신, 그것이 그들을 기쁘게 했습니다.</w:t>
       </w:r>
     </w:p>
     <w:p>
